--- a/spa/docx/015.content.docx
+++ b/spa/docx/015.content.docx
@@ -313,54 +313,36 @@
         </w:rPr>
         <w:t xml:space="preserve"> es un regalo o </w:t>
       </w:r>
-      <w:hyperlink r:id="rId13">
-        <w:r>
-          <w:rPr>
-            <w:lang w:val="es_ES" w:bidi="es_ES"/>
-          </w:rPr>
-          <w:rPr>
-            <w:color w:val="0000EE"/>
-            <w:u w:val="single"/>
-          </w:rPr>
-          <w:t>sacrificio</w:t>
-        </w:r>
-      </w:hyperlink>
+      <w:r>
+        <w:rPr>
+          <w:lang w:val="es_ES" w:bidi="es_ES"/>
+        </w:rPr>
+        <w:t>sacrificio</w:t>
+      </w:r>
       <w:r>
         <w:rPr>
           <w:lang w:val="es_ES" w:bidi="es_ES"/>
         </w:rPr>
         <w:t xml:space="preserve"> ofrecido en un ritual a Dios, generalmente en el </w:t>
       </w:r>
-      <w:hyperlink r:id="rId14">
-        <w:r>
-          <w:rPr>
-            <w:lang w:val="es_ES" w:bidi="es_ES"/>
-          </w:rPr>
-          <w:rPr>
-            <w:color w:val="0000EE"/>
-            <w:u w:val="single"/>
-          </w:rPr>
-          <w:t>templo</w:t>
-        </w:r>
-      </w:hyperlink>
+      <w:r>
+        <w:rPr>
+          <w:lang w:val="es_ES" w:bidi="es_ES"/>
+        </w:rPr>
+        <w:t>templo</w:t>
+      </w:r>
       <w:r>
         <w:rPr>
           <w:lang w:val="es_ES" w:bidi="es_ES"/>
         </w:rPr>
         <w:t xml:space="preserve"> o en un </w:t>
       </w:r>
-      <w:hyperlink r:id="rId15">
-        <w:r>
-          <w:rPr>
-            <w:lang w:val="es_ES" w:bidi="es_ES"/>
-          </w:rPr>
-          <w:rPr>
-            <w:color w:val="0000EE"/>
-            <w:u w:val="single"/>
-          </w:rPr>
-          <w:t>altar</w:t>
-        </w:r>
-      </w:hyperlink>
+      <w:r>
+        <w:rPr>
+          <w:lang w:val="es_ES" w:bidi="es_ES"/>
+        </w:rPr>
+        <w:t>altar</w:t>
+      </w:r>
       <w:r>
         <w:rPr>
           <w:lang w:val="es_ES" w:bidi="es_ES"/>
@@ -369,7 +351,6 @@
       </w:r>
       <w:r>
         <w:rPr>
-          <w:b/>
           <w:lang w:val="es_ES" w:bidi="es_ES"/>
         </w:rPr>
         <w:t>purificadas</w:t>
@@ -380,36 +361,24 @@
         </w:rPr>
         <w:t xml:space="preserve"> o para pedir </w:t>
       </w:r>
-      <w:hyperlink r:id="rId16">
-        <w:r>
-          <w:rPr>
-            <w:lang w:val="es_ES" w:bidi="es_ES"/>
-          </w:rPr>
-          <w:rPr>
-            <w:color w:val="0000EE"/>
-            <w:u w:val="single"/>
-          </w:rPr>
-          <w:t>perdón</w:t>
-        </w:r>
-      </w:hyperlink>
+      <w:r>
+        <w:rPr>
+          <w:lang w:val="es_ES" w:bidi="es_ES"/>
+        </w:rPr>
+        <w:t>perdón</w:t>
+      </w:r>
       <w:r>
         <w:rPr>
           <w:lang w:val="es_ES" w:bidi="es_ES"/>
         </w:rPr>
         <w:t xml:space="preserve"> por el </w:t>
       </w:r>
-      <w:hyperlink r:id="rId17">
-        <w:r>
-          <w:rPr>
-            <w:lang w:val="es_ES" w:bidi="es_ES"/>
-          </w:rPr>
-          <w:rPr>
-            <w:color w:val="0000EE"/>
-            <w:u w:val="single"/>
-          </w:rPr>
-          <w:t>pecado</w:t>
-        </w:r>
-      </w:hyperlink>
+      <w:r>
+        <w:rPr>
+          <w:lang w:val="es_ES" w:bidi="es_ES"/>
+        </w:rPr>
+        <w:t>pecado</w:t>
+      </w:r>
       <w:r>
         <w:rPr>
           <w:lang w:val="es_ES" w:bidi="es_ES"/>
@@ -464,18 +433,12 @@
         </w:rPr>
         <w:t xml:space="preserve">El pueblo de </w:t>
       </w:r>
-      <w:hyperlink r:id="rId18">
-        <w:r>
-          <w:rPr>
-            <w:lang w:val="es_ES" w:bidi="es_ES"/>
-          </w:rPr>
-          <w:rPr>
-            <w:color w:val="0000EE"/>
-            <w:u w:val="single"/>
-          </w:rPr>
-          <w:t>Israel</w:t>
-        </w:r>
-      </w:hyperlink>
+      <w:r>
+        <w:rPr>
+          <w:lang w:val="es_ES" w:bidi="es_ES"/>
+        </w:rPr>
+        <w:t>Israel</w:t>
+      </w:r>
       <w:r>
         <w:rPr>
           <w:lang w:val="es_ES" w:bidi="es_ES"/>
